--- a/docs/CSX082611NX (桃園)魅力張家界8天(0701起.docx
+++ b/docs/CSX082611NX (桃園)魅力張家界8天(0701起.docx
@@ -1,6 +1,6 @@
 
 <file path=word/document.xml><?xml version="1.0" encoding="utf-8"?>
-<w:document xmlns:wpc="http://schemas.microsoft.com/office/word/2010/wordprocessingCanvas" xmlns:cx="http://schemas.microsoft.com/office/drawing/2014/chartex" xmlns:cx1="http://schemas.microsoft.com/office/drawing/2015/9/8/chartex" xmlns:cx2="http://schemas.microsoft.com/office/drawing/2015/10/21/chartex" xmlns:cx3="http://schemas.microsoft.com/office/drawing/2016/5/9/chartex" xmlns:cx4="http://schemas.microsoft.com/office/drawing/2016/5/10/chartex" xmlns:cx5="http://schemas.microsoft.com/office/drawing/2016/5/11/chartex" xmlns:cx6="http://schemas.microsoft.com/office/drawing/2016/5/12/chartex" xmlns:cx7="http://schemas.microsoft.com/office/drawing/2016/5/13/chartex" xmlns:cx8="http://schemas.microsoft.com/office/drawing/2016/5/14/chartex" xmlns:mc="http://schemas.openxmlformats.org/markup-compatibility/2006" xmlns:aink="http://schemas.microsoft.com/office/drawing/2016/ink" xmlns:am3d="http://schemas.microsoft.com/office/drawing/2017/model3d" xmlns:o="urn:schemas-microsoft-com:office:office" xmlns:oel="http://schemas.microsoft.com/office/2019/extlst" xmlns:r="http://schemas.openxmlformats.org/officeDocument/2006/relationships" xmlns:m="http://schemas.openxmlformats.org/officeDocument/2006/math" xmlns:v="urn:schemas-microsoft-com:vml" xmlns:wp14="http://schemas.microsoft.com/office/word/2010/wordprocessingDrawing" xmlns:wp="http://schemas.openxmlformats.org/drawingml/2006/wordprocessingDrawing" xmlns:w10="urn:schemas-microsoft-com:office:word" xmlns:w="http://schemas.openxmlformats.org/wordprocessingml/2006/main" xmlns:w14="http://schemas.microsoft.com/office/word/2010/wordml" xmlns:w15="http://schemas.microsoft.com/office/word/2012/wordml" xmlns:w16cex="http://schemas.microsoft.com/office/word/2018/wordml/cex" xmlns:w16cid="http://schemas.microsoft.com/office/word/2016/wordml/cid" xmlns:w16="http://schemas.microsoft.com/office/word/2018/wordml" xmlns:w16du="http://schemas.microsoft.com/office/word/2023/wordml/word16du" xmlns:w16sdtdh="http://schemas.microsoft.com/office/word/2020/wordml/sdtdatahash" xmlns:w16sdtfl="http://schemas.microsoft.com/office/word/2024/wordml/sdtformatlock" xmlns:w16se="http://schemas.microsoft.com/office/word/2015/wordml/symex" xmlns:wpg="http://schemas.microsoft.com/office/word/2010/wordprocessingGroup" xmlns:wpi="http://schemas.microsoft.com/office/word/2010/wordprocessingInk" xmlns:wne="http://schemas.microsoft.com/office/word/2006/wordml" xmlns:wps="http://schemas.microsoft.com/office/word/2010/wordprocessingShape" mc:Ignorable="w14 w15 w16se w16cid w16 w16cex w16sdtdh w16sdtfl w16du wp14">
+<w:document xmlns:wpc="http://schemas.microsoft.com/office/word/2010/wordprocessingCanvas" xmlns:cx="http://schemas.microsoft.com/office/drawing/2014/chartex" xmlns:cx1="http://schemas.microsoft.com/office/drawing/2015/9/8/chartex" xmlns:cx2="http://schemas.microsoft.com/office/drawing/2015/10/21/chartex" xmlns:cx3="http://schemas.microsoft.com/office/drawing/2016/5/9/chartex" xmlns:cx4="http://schemas.microsoft.com/office/drawing/2016/5/10/chartex" xmlns:cx5="http://schemas.microsoft.com/office/drawing/2016/5/11/chartex" xmlns:cx6="http://schemas.microsoft.com/office/drawing/2016/5/12/chartex" xmlns:cx7="http://schemas.microsoft.com/office/drawing/2016/5/13/chartex" xmlns:cx8="http://schemas.microsoft.com/office/drawing/2016/5/14/chartex" xmlns:mc="http://schemas.openxmlformats.org/markup-compatibility/2006" xmlns:m="http://schemas.openxmlformats.org/officeDocument/2006/math" xmlns:aink="http://schemas.microsoft.com/office/drawing/2016/ink" xmlns:am3d="http://schemas.microsoft.com/office/drawing/2017/model3d" xmlns:oel="http://schemas.microsoft.com/office/2019/extlst" xmlns:r="http://schemas.openxmlformats.org/officeDocument/2006/relationships" xmlns:wp14="http://schemas.microsoft.com/office/word/2010/wordprocessingDrawing" xmlns:wp="http://schemas.openxmlformats.org/drawingml/2006/wordprocessingDrawing" xmlns:wpg="http://schemas.microsoft.com/office/word/2010/wordprocessingGroup" xmlns:wpi="http://schemas.microsoft.com/office/word/2010/wordprocessingInk" xmlns:wps="http://schemas.microsoft.com/office/word/2010/wordprocessingShape" xmlns:o="urn:schemas-microsoft-com:office:office" xmlns:v="urn:schemas-microsoft-com:vml" xmlns:w10="urn:schemas-microsoft-com:office:word" xmlns:w="http://schemas.openxmlformats.org/wordprocessingml/2006/main" xmlns:w14="http://schemas.microsoft.com/office/word/2010/wordml" xmlns:w15="http://schemas.microsoft.com/office/word/2012/wordml" xmlns:w16cex="http://schemas.microsoft.com/office/word/2018/wordml/cex" xmlns:w16cid="http://schemas.microsoft.com/office/word/2016/wordml/cid" xmlns:w16="http://schemas.microsoft.com/office/word/2018/wordml" xmlns:w16sdtdh="http://schemas.microsoft.com/office/word/2020/wordml/sdtdatahash" xmlns:w16sdtfl="http://schemas.microsoft.com/office/word/2024/wordml/sdtformatlock" xmlns:w16se="http://schemas.microsoft.com/office/word/2015/wordml/symex" xmlns:w16du="http://schemas.microsoft.com/office/word/2023/wordml/word16du" xmlns:wne="http://schemas.microsoft.com/office/word/2006/wordml" mc:Ignorable="w14 w15 w16se w16cid w16 w16cex w16sdtdh w16sdtfl w16du wp14">
   <w:background w:color="FFFFFF"/>
   <w:body>
     <w:p>
@@ -142,7 +142,7 @@
         <w:rPr>
           <w:noProof/>
         </w:rPr>
-        <w:pict>
+        <w:pict w14:anchorId="2336B7D5">
           <v:group id="_x0000_s1032" alt="" style="position:absolute;left:0;text-align:left;margin-left:-1.35pt;margin-top:35.55pt;width:525.4pt;height:416.25pt;z-index:251654656" coordorigin="693,3400" coordsize="10508,9345">
             <v:shapetype id="_x0000_t75" coordsize="21600,21600" o:spt="75" o:preferrelative="t" path="m@4@5l@4@11@9@11@9@5xe" filled="f" stroked="f">
               <v:stroke joinstyle="miter"/>
@@ -1832,7 +1832,7 @@
         <w:rPr>
           <w:noProof/>
         </w:rPr>
-        <w:pict>
+        <w:pict w14:anchorId="0A64303D">
           <v:shape id="圖片 1" o:spid="_x0000_s1031" type="#_x0000_t75" alt="" style="position:absolute;margin-left:294.1pt;margin-top:11.5pt;width:229.1pt;height:148.65pt;z-index:251655680;visibility:visible;mso-wrap-edited:f;mso-width-percent:0;mso-height-percent:0;mso-width-percent:0;mso-height-percent:0">
             <v:imagedata r:id="rId15" o:title="" gain="1.25" blacklevel="6554f"/>
             <w10:wrap type="square"/>
@@ -2203,7 +2203,7 @@
         <w:rPr>
           <w:noProof/>
         </w:rPr>
-        <w:pict>
+        <w:pict w14:anchorId="328D3890">
           <v:shape id="_x0000_s1030" type="#_x0000_t75" alt="" style="position:absolute;margin-left:294.1pt;margin-top:5.25pt;width:229.1pt;height:145.85pt;z-index:251656704;visibility:visible;mso-wrap-edited:f;mso-width-percent:0;mso-height-percent:0;mso-width-percent:0;mso-height-percent:0">
             <v:imagedata r:id="rId16" o:title=""/>
             <w10:wrap type="square"/>
@@ -2796,7 +2796,7 @@
         <w:rPr>
           <w:noProof/>
         </w:rPr>
-        <w:pict>
+        <w:pict w14:anchorId="481E9A4D">
           <v:shape id="_x0000_s1029" type="#_x0000_t75" alt="" style="position:absolute;margin-left:293.15pt;margin-top:7.1pt;width:226.3pt;height:156pt;z-index:251657728;visibility:visible;mso-wrap-edited:f;mso-width-percent:0;mso-height-percent:0;mso-width-percent:0;mso-height-percent:0">
             <v:imagedata r:id="rId17" o:title=""/>
             <w10:wrap type="square"/>
@@ -3294,7 +3294,8 @@
         <w:rPr>
           <w:noProof/>
         </w:rPr>
-        <w:pict>
+        <w:lastRenderedPageBreak/>
+        <w:pict w14:anchorId="4FF475C4">
           <v:shape id="_x0000_s1028" type="#_x0000_t75" alt="" style="position:absolute;margin-left:293.15pt;margin-top:5.35pt;width:226.3pt;height:159.05pt;z-index:251658752;visibility:visible;mso-wrap-edited:f;mso-width-percent:0;mso-height-percent:0;mso-width-percent:0;mso-height-percent:0">
             <v:imagedata r:id="rId18" o:title=""/>
             <w10:wrap type="square"/>
@@ -3922,7 +3923,7 @@
         <w:rPr>
           <w:noProof/>
         </w:rPr>
-        <w:pict>
+        <w:pict w14:anchorId="4FB8BF68">
           <v:shape id="_x0000_s1027" type="#_x0000_t75" alt="" style="position:absolute;margin-left:293.15pt;margin-top:5.7pt;width:230pt;height:158.05pt;z-index:251659776;visibility:visible;mso-wrap-edited:f;mso-width-percent:0;mso-height-percent:0;mso-width-percent:0;mso-height-percent:0">
             <v:imagedata r:id="rId19" o:title=""/>
             <w10:wrap type="square"/>
@@ -3972,7 +3973,16 @@
           <w:noProof/>
           <w:color w:val="000000"/>
         </w:rPr>
-        <w:t>七星山介於天門山、熊壁山、崇山三山之間，四座山均為四面刀削絕壁，海拔也均在1500米以上，構成了中國版圖中最為大氣壯觀且呈垂直角度的孤峰地貌群落。由於七星山四圍絕壁，鳥飛不渡、猿猴無攀，雲遮霧障，被一些戶外聯盟稱為“湖南最難登的山”，徒步七星山，也被驢友戲稱為“絕壁上的探戈”，感受生與死的最近距離。以美豔絕倫“天空之城”奇境和獨一無二“追星逐月”意境為特徵，是集觀光、體驗、休閒、度假、康養、競技、科普、探索等多功能於一體的超大生態旅遊綜合體，屬世界罕見的喀斯特孤峰臺型地貌，四面多為約500-700米不規則的懸崖絕壁、海拔高1528.6米，一座極具視覺衝擊力的大紅色鋼架全玻璃觀景平臺“1520天空之眼”，帶你360度俯瞰峽穀仙境，驚險刺激中看山頂雲海奇觀，美景很近，天空很遠，你是我的眼，看盡美好人間。</w:t>
+        <w:t>七星山介於天門山、熊壁山、崇</w:t>
+      </w:r>
+      <w:r>
+        <w:rPr>
+          <w:rFonts w:ascii="微軟正黑體" w:eastAsia="微軟正黑體" w:hAnsi="微軟正黑體" w:hint="eastAsia"/>
+          <w:noProof/>
+          <w:color w:val="000000"/>
+        </w:rPr>
+        <w:lastRenderedPageBreak/>
+        <w:t>山三山之間，四座山均為四面刀削絕壁，海拔也均在1500米以上，構成了中國版圖中最為大氣壯觀且呈垂直角度的孤峰地貌群落。由於七星山四圍絕壁，鳥飛不渡、猿猴無攀，雲遮霧障，被一些戶外聯盟稱為“湖南最難登的山”，徒步七星山，也被驢友戲稱為“絕壁上的探戈”，感受生與死的最近距離。以美豔絕倫“天空之城”奇境和獨一無二“追星逐月”意境為特徵，是集觀光、體驗、休閒、度假、康養、競技、科普、探索等多功能於一體的超大生態旅遊綜合體，屬世界罕見的喀斯特孤峰臺型地貌，四面多為約500-700米不規則的懸崖絕壁、海拔高1528.6米，一座極具視覺衝擊力的大紅色鋼架全玻璃觀景平臺“1520天空之眼”，帶你360度俯瞰峽穀仙境，驚險刺激中看山頂雲海奇觀，美景很近，天空很遠，你是我的眼，看盡美好人間。</w:t>
       </w:r>
     </w:p>
     <w:p>
@@ -4213,7 +4223,7 @@
         <w:rPr>
           <w:noProof/>
         </w:rPr>
-        <w:pict>
+        <w:pict w14:anchorId="20F79117">
           <v:shape id="_x0000_s1026" type="#_x0000_t75" alt="" style="position:absolute;margin-left:287.1pt;margin-top:2.85pt;width:232.9pt;height:152.6pt;z-index:251660800;visibility:visible;mso-wrap-edited:f;mso-width-percent:0;mso-height-percent:0;mso-width-percent:0;mso-height-percent:0">
             <v:imagedata r:id="rId20" o:title=""/>
             <w10:wrap type="square"/>
@@ -4898,6 +4908,7 @@
           <w:rFonts w:ascii="微軟正黑體" w:eastAsia="微軟正黑體" w:hAnsi="微軟正黑體" w:hint="eastAsia"/>
           <w:sz w:val="20"/>
         </w:rPr>
+        <w:lastRenderedPageBreak/>
         <w:t>★</w:t>
       </w:r>
       <w:r>
@@ -5727,7 +5738,16 @@
           <w:sz w:val="20"/>
           <w:lang w:val="sq-AL"/>
         </w:rPr>
-        <w:t>10、特殊餐食：若有特殊餐食者(例如吃素者)，最少請於出發前5天（不含假日）告知承辨人員，為您處理。且中國地區素食烹飪手藝水準與台灣落差甚大，各團體餐廳皆以簡便的炒青菜2~3道為主，敬告素食客人如前往中國旅遊，請先自行準備素食罐頭或泡麵等，以備不時之需。</w:t>
+        <w:t>10、特殊餐食：若有特殊餐食者(例如吃素者)，最少請於出發前5天（不含假日）告知承辨人員，為您處理。且中國地</w:t>
+      </w:r>
+      <w:r>
+        <w:rPr>
+          <w:rFonts w:ascii="微軟正黑體" w:eastAsia="微軟正黑體" w:hAnsi="微軟正黑體" w:hint="eastAsia"/>
+          <w:sz w:val="20"/>
+          <w:lang w:val="sq-AL"/>
+        </w:rPr>
+        <w:lastRenderedPageBreak/>
+        <w:t>區素食烹飪手藝水準與台灣落差甚大，各團體餐廳皆以簡便的炒青菜2~3道為主，敬告素食客人如前往中國旅遊，請先自行準備素食罐頭或泡麵等，以備不時之需。</w:t>
       </w:r>
     </w:p>
     <w:p>
@@ -5863,7 +5883,7 @@
 </file>
 
 <file path=word/endnotes.xml><?xml version="1.0" encoding="utf-8"?>
-<w:endnotes xmlns:wpc="http://schemas.microsoft.com/office/word/2010/wordprocessingCanvas" xmlns:cx="http://schemas.microsoft.com/office/drawing/2014/chartex" xmlns:cx1="http://schemas.microsoft.com/office/drawing/2015/9/8/chartex" xmlns:cx2="http://schemas.microsoft.com/office/drawing/2015/10/21/chartex" xmlns:cx3="http://schemas.microsoft.com/office/drawing/2016/5/9/chartex" xmlns:cx4="http://schemas.microsoft.com/office/drawing/2016/5/10/chartex" xmlns:cx5="http://schemas.microsoft.com/office/drawing/2016/5/11/chartex" xmlns:cx6="http://schemas.microsoft.com/office/drawing/2016/5/12/chartex" xmlns:cx7="http://schemas.microsoft.com/office/drawing/2016/5/13/chartex" xmlns:cx8="http://schemas.microsoft.com/office/drawing/2016/5/14/chartex" xmlns:mc="http://schemas.openxmlformats.org/markup-compatibility/2006" xmlns:aink="http://schemas.microsoft.com/office/drawing/2016/ink" xmlns:am3d="http://schemas.microsoft.com/office/drawing/2017/model3d" xmlns:o="urn:schemas-microsoft-com:office:office" xmlns:oel="http://schemas.microsoft.com/office/2019/extlst" xmlns:r="http://schemas.openxmlformats.org/officeDocument/2006/relationships" xmlns:m="http://schemas.openxmlformats.org/officeDocument/2006/math" xmlns:v="urn:schemas-microsoft-com:vml" xmlns:wp14="http://schemas.microsoft.com/office/word/2010/wordprocessingDrawing" xmlns:wp="http://schemas.openxmlformats.org/drawingml/2006/wordprocessingDrawing" xmlns:w10="urn:schemas-microsoft-com:office:word" xmlns:w="http://schemas.openxmlformats.org/wordprocessingml/2006/main" xmlns:w14="http://schemas.microsoft.com/office/word/2010/wordml" xmlns:w15="http://schemas.microsoft.com/office/word/2012/wordml" xmlns:w16cex="http://schemas.microsoft.com/office/word/2018/wordml/cex" xmlns:w16cid="http://schemas.microsoft.com/office/word/2016/wordml/cid" xmlns:w16="http://schemas.microsoft.com/office/word/2018/wordml" xmlns:w16du="http://schemas.microsoft.com/office/word/2023/wordml/word16du" xmlns:w16sdtdh="http://schemas.microsoft.com/office/word/2020/wordml/sdtdatahash" xmlns:w16sdtfl="http://schemas.microsoft.com/office/word/2024/wordml/sdtformatlock" xmlns:w16se="http://schemas.microsoft.com/office/word/2015/wordml/symex" xmlns:wpg="http://schemas.microsoft.com/office/word/2010/wordprocessingGroup" xmlns:wpi="http://schemas.microsoft.com/office/word/2010/wordprocessingInk" xmlns:wne="http://schemas.microsoft.com/office/word/2006/wordml" xmlns:wps="http://schemas.microsoft.com/office/word/2010/wordprocessingShape" mc:Ignorable="w14 w15 w16se w16cid w16 w16cex w16sdtdh w16sdtfl w16du wp14">
+<w:endnotes xmlns:wpc="http://schemas.microsoft.com/office/word/2010/wordprocessingCanvas" xmlns:cx="http://schemas.microsoft.com/office/drawing/2014/chartex" xmlns:cx1="http://schemas.microsoft.com/office/drawing/2015/9/8/chartex" xmlns:cx2="http://schemas.microsoft.com/office/drawing/2015/10/21/chartex" xmlns:cx3="http://schemas.microsoft.com/office/drawing/2016/5/9/chartex" xmlns:cx4="http://schemas.microsoft.com/office/drawing/2016/5/10/chartex" xmlns:cx5="http://schemas.microsoft.com/office/drawing/2016/5/11/chartex" xmlns:cx6="http://schemas.microsoft.com/office/drawing/2016/5/12/chartex" xmlns:cx7="http://schemas.microsoft.com/office/drawing/2016/5/13/chartex" xmlns:cx8="http://schemas.microsoft.com/office/drawing/2016/5/14/chartex" xmlns:mc="http://schemas.openxmlformats.org/markup-compatibility/2006" xmlns:m="http://schemas.openxmlformats.org/officeDocument/2006/math" xmlns:aink="http://schemas.microsoft.com/office/drawing/2016/ink" xmlns:am3d="http://schemas.microsoft.com/office/drawing/2017/model3d" xmlns:oel="http://schemas.microsoft.com/office/2019/extlst" xmlns:r="http://schemas.openxmlformats.org/officeDocument/2006/relationships" xmlns:wp14="http://schemas.microsoft.com/office/word/2010/wordprocessingDrawing" xmlns:wp="http://schemas.openxmlformats.org/drawingml/2006/wordprocessingDrawing" xmlns:wpg="http://schemas.microsoft.com/office/word/2010/wordprocessingGroup" xmlns:wpi="http://schemas.microsoft.com/office/word/2010/wordprocessingInk" xmlns:wps="http://schemas.microsoft.com/office/word/2010/wordprocessingShape" xmlns:o="urn:schemas-microsoft-com:office:office" xmlns:v="urn:schemas-microsoft-com:vml" xmlns:w10="urn:schemas-microsoft-com:office:word" xmlns:w="http://schemas.openxmlformats.org/wordprocessingml/2006/main" xmlns:w14="http://schemas.microsoft.com/office/word/2010/wordml" xmlns:w15="http://schemas.microsoft.com/office/word/2012/wordml" xmlns:w16cex="http://schemas.microsoft.com/office/word/2018/wordml/cex" xmlns:w16cid="http://schemas.microsoft.com/office/word/2016/wordml/cid" xmlns:w16="http://schemas.microsoft.com/office/word/2018/wordml" xmlns:w16sdtdh="http://schemas.microsoft.com/office/word/2020/wordml/sdtdatahash" xmlns:w16sdtfl="http://schemas.microsoft.com/office/word/2024/wordml/sdtformatlock" xmlns:w16se="http://schemas.microsoft.com/office/word/2015/wordml/symex" xmlns:w16du="http://schemas.microsoft.com/office/word/2023/wordml/word16du" xmlns:wne="http://schemas.microsoft.com/office/word/2006/wordml" mc:Ignorable="w14 w15 w16se w16cid w16 w16cex w16sdtdh w16sdtfl w16du wp14">
   <w:endnote w:type="separator" w:id="-1">
     <w:p>
       <w:r>
@@ -5882,7 +5902,7 @@
 </file>
 
 <file path=word/footer1.xml><?xml version="1.0" encoding="utf-8"?>
-<w:ftr xmlns:wpc="http://schemas.microsoft.com/office/word/2010/wordprocessingCanvas" xmlns:cx="http://schemas.microsoft.com/office/drawing/2014/chartex" xmlns:cx1="http://schemas.microsoft.com/office/drawing/2015/9/8/chartex" xmlns:cx2="http://schemas.microsoft.com/office/drawing/2015/10/21/chartex" xmlns:cx3="http://schemas.microsoft.com/office/drawing/2016/5/9/chartex" xmlns:cx4="http://schemas.microsoft.com/office/drawing/2016/5/10/chartex" xmlns:cx5="http://schemas.microsoft.com/office/drawing/2016/5/11/chartex" xmlns:cx6="http://schemas.microsoft.com/office/drawing/2016/5/12/chartex" xmlns:cx7="http://schemas.microsoft.com/office/drawing/2016/5/13/chartex" xmlns:cx8="http://schemas.microsoft.com/office/drawing/2016/5/14/chartex" xmlns:mc="http://schemas.openxmlformats.org/markup-compatibility/2006" xmlns:aink="http://schemas.microsoft.com/office/drawing/2016/ink" xmlns:am3d="http://schemas.microsoft.com/office/drawing/2017/model3d" xmlns:o="urn:schemas-microsoft-com:office:office" xmlns:oel="http://schemas.microsoft.com/office/2019/extlst" xmlns:r="http://schemas.openxmlformats.org/officeDocument/2006/relationships" xmlns:m="http://schemas.openxmlformats.org/officeDocument/2006/math" xmlns:v="urn:schemas-microsoft-com:vml" xmlns:wp14="http://schemas.microsoft.com/office/word/2010/wordprocessingDrawing" xmlns:wp="http://schemas.openxmlformats.org/drawingml/2006/wordprocessingDrawing" xmlns:w10="urn:schemas-microsoft-com:office:word" xmlns:w="http://schemas.openxmlformats.org/wordprocessingml/2006/main" xmlns:w14="http://schemas.microsoft.com/office/word/2010/wordml" xmlns:w15="http://schemas.microsoft.com/office/word/2012/wordml" xmlns:w16cex="http://schemas.microsoft.com/office/word/2018/wordml/cex" xmlns:w16cid="http://schemas.microsoft.com/office/word/2016/wordml/cid" xmlns:w16="http://schemas.microsoft.com/office/word/2018/wordml" xmlns:w16du="http://schemas.microsoft.com/office/word/2023/wordml/word16du" xmlns:w16sdtdh="http://schemas.microsoft.com/office/word/2020/wordml/sdtdatahash" xmlns:w16sdtfl="http://schemas.microsoft.com/office/word/2024/wordml/sdtformatlock" xmlns:w16se="http://schemas.microsoft.com/office/word/2015/wordml/symex" xmlns:wpg="http://schemas.microsoft.com/office/word/2010/wordprocessingGroup" xmlns:wpi="http://schemas.microsoft.com/office/word/2010/wordprocessingInk" xmlns:wne="http://schemas.microsoft.com/office/word/2006/wordml" xmlns:wps="http://schemas.microsoft.com/office/word/2010/wordprocessingShape" mc:Ignorable="w14 w15 w16se w16cid w16 w16cex w16sdtdh w16sdtfl w16du wp14">
+<w:ftr xmlns:wpc="http://schemas.microsoft.com/office/word/2010/wordprocessingCanvas" xmlns:cx="http://schemas.microsoft.com/office/drawing/2014/chartex" xmlns:cx1="http://schemas.microsoft.com/office/drawing/2015/9/8/chartex" xmlns:cx2="http://schemas.microsoft.com/office/drawing/2015/10/21/chartex" xmlns:cx3="http://schemas.microsoft.com/office/drawing/2016/5/9/chartex" xmlns:cx4="http://schemas.microsoft.com/office/drawing/2016/5/10/chartex" xmlns:cx5="http://schemas.microsoft.com/office/drawing/2016/5/11/chartex" xmlns:cx6="http://schemas.microsoft.com/office/drawing/2016/5/12/chartex" xmlns:cx7="http://schemas.microsoft.com/office/drawing/2016/5/13/chartex" xmlns:cx8="http://schemas.microsoft.com/office/drawing/2016/5/14/chartex" xmlns:mc="http://schemas.openxmlformats.org/markup-compatibility/2006" xmlns:m="http://schemas.openxmlformats.org/officeDocument/2006/math" xmlns:aink="http://schemas.microsoft.com/office/drawing/2016/ink" xmlns:am3d="http://schemas.microsoft.com/office/drawing/2017/model3d" xmlns:oel="http://schemas.microsoft.com/office/2019/extlst" xmlns:r="http://schemas.openxmlformats.org/officeDocument/2006/relationships" xmlns:wp14="http://schemas.microsoft.com/office/word/2010/wordprocessingDrawing" xmlns:wp="http://schemas.openxmlformats.org/drawingml/2006/wordprocessingDrawing" xmlns:wpg="http://schemas.microsoft.com/office/word/2010/wordprocessingGroup" xmlns:wpi="http://schemas.microsoft.com/office/word/2010/wordprocessingInk" xmlns:wps="http://schemas.microsoft.com/office/word/2010/wordprocessingShape" xmlns:o="urn:schemas-microsoft-com:office:office" xmlns:v="urn:schemas-microsoft-com:vml" xmlns:w10="urn:schemas-microsoft-com:office:word" xmlns:w="http://schemas.openxmlformats.org/wordprocessingml/2006/main" xmlns:w14="http://schemas.microsoft.com/office/word/2010/wordml" xmlns:w15="http://schemas.microsoft.com/office/word/2012/wordml" xmlns:w16cex="http://schemas.microsoft.com/office/word/2018/wordml/cex" xmlns:w16cid="http://schemas.microsoft.com/office/word/2016/wordml/cid" xmlns:w16="http://schemas.microsoft.com/office/word/2018/wordml" xmlns:w16sdtdh="http://schemas.microsoft.com/office/word/2020/wordml/sdtdatahash" xmlns:w16sdtfl="http://schemas.microsoft.com/office/word/2024/wordml/sdtformatlock" xmlns:w16se="http://schemas.microsoft.com/office/word/2015/wordml/symex" xmlns:w16du="http://schemas.microsoft.com/office/word/2023/wordml/word16du" xmlns:wne="http://schemas.microsoft.com/office/word/2006/wordml" mc:Ignorable="w14 w15 w16se w16cid w16 w16cex w16sdtdh w16sdtfl w16du wp14">
   <w:p>
     <w:pPr>
       <w:pStyle w:val="a8"/>
@@ -5892,7 +5912,7 @@
 </file>
 
 <file path=word/footer2.xml><?xml version="1.0" encoding="utf-8"?>
-<w:ftr xmlns:wpc="http://schemas.microsoft.com/office/word/2010/wordprocessingCanvas" xmlns:cx="http://schemas.microsoft.com/office/drawing/2014/chartex" xmlns:cx1="http://schemas.microsoft.com/office/drawing/2015/9/8/chartex" xmlns:cx2="http://schemas.microsoft.com/office/drawing/2015/10/21/chartex" xmlns:cx3="http://schemas.microsoft.com/office/drawing/2016/5/9/chartex" xmlns:cx4="http://schemas.microsoft.com/office/drawing/2016/5/10/chartex" xmlns:cx5="http://schemas.microsoft.com/office/drawing/2016/5/11/chartex" xmlns:cx6="http://schemas.microsoft.com/office/drawing/2016/5/12/chartex" xmlns:cx7="http://schemas.microsoft.com/office/drawing/2016/5/13/chartex" xmlns:cx8="http://schemas.microsoft.com/office/drawing/2016/5/14/chartex" xmlns:mc="http://schemas.openxmlformats.org/markup-compatibility/2006" xmlns:aink="http://schemas.microsoft.com/office/drawing/2016/ink" xmlns:am3d="http://schemas.microsoft.com/office/drawing/2017/model3d" xmlns:o="urn:schemas-microsoft-com:office:office" xmlns:oel="http://schemas.microsoft.com/office/2019/extlst" xmlns:r="http://schemas.openxmlformats.org/officeDocument/2006/relationships" xmlns:m="http://schemas.openxmlformats.org/officeDocument/2006/math" xmlns:v="urn:schemas-microsoft-com:vml" xmlns:wp14="http://schemas.microsoft.com/office/word/2010/wordprocessingDrawing" xmlns:wp="http://schemas.openxmlformats.org/drawingml/2006/wordprocessingDrawing" xmlns:w10="urn:schemas-microsoft-com:office:word" xmlns:w="http://schemas.openxmlformats.org/wordprocessingml/2006/main" xmlns:w14="http://schemas.microsoft.com/office/word/2010/wordml" xmlns:w15="http://schemas.microsoft.com/office/word/2012/wordml" xmlns:w16cex="http://schemas.microsoft.com/office/word/2018/wordml/cex" xmlns:w16cid="http://schemas.microsoft.com/office/word/2016/wordml/cid" xmlns:w16="http://schemas.microsoft.com/office/word/2018/wordml" xmlns:w16du="http://schemas.microsoft.com/office/word/2023/wordml/word16du" xmlns:w16sdtdh="http://schemas.microsoft.com/office/word/2020/wordml/sdtdatahash" xmlns:w16sdtfl="http://schemas.microsoft.com/office/word/2024/wordml/sdtformatlock" xmlns:w16se="http://schemas.microsoft.com/office/word/2015/wordml/symex" xmlns:wpg="http://schemas.microsoft.com/office/word/2010/wordprocessingGroup" xmlns:wpi="http://schemas.microsoft.com/office/word/2010/wordprocessingInk" xmlns:wne="http://schemas.microsoft.com/office/word/2006/wordml" xmlns:wps="http://schemas.microsoft.com/office/word/2010/wordprocessingShape" mc:Ignorable="w14 w15 w16se w16cid w16 w16cex w16sdtdh w16sdtfl w16du wp14">
+<w:ftr xmlns:wpc="http://schemas.microsoft.com/office/word/2010/wordprocessingCanvas" xmlns:cx="http://schemas.microsoft.com/office/drawing/2014/chartex" xmlns:cx1="http://schemas.microsoft.com/office/drawing/2015/9/8/chartex" xmlns:cx2="http://schemas.microsoft.com/office/drawing/2015/10/21/chartex" xmlns:cx3="http://schemas.microsoft.com/office/drawing/2016/5/9/chartex" xmlns:cx4="http://schemas.microsoft.com/office/drawing/2016/5/10/chartex" xmlns:cx5="http://schemas.microsoft.com/office/drawing/2016/5/11/chartex" xmlns:cx6="http://schemas.microsoft.com/office/drawing/2016/5/12/chartex" xmlns:cx7="http://schemas.microsoft.com/office/drawing/2016/5/13/chartex" xmlns:cx8="http://schemas.microsoft.com/office/drawing/2016/5/14/chartex" xmlns:mc="http://schemas.openxmlformats.org/markup-compatibility/2006" xmlns:m="http://schemas.openxmlformats.org/officeDocument/2006/math" xmlns:aink="http://schemas.microsoft.com/office/drawing/2016/ink" xmlns:am3d="http://schemas.microsoft.com/office/drawing/2017/model3d" xmlns:oel="http://schemas.microsoft.com/office/2019/extlst" xmlns:r="http://schemas.openxmlformats.org/officeDocument/2006/relationships" xmlns:wp14="http://schemas.microsoft.com/office/word/2010/wordprocessingDrawing" xmlns:wp="http://schemas.openxmlformats.org/drawingml/2006/wordprocessingDrawing" xmlns:wpg="http://schemas.microsoft.com/office/word/2010/wordprocessingGroup" xmlns:wpi="http://schemas.microsoft.com/office/word/2010/wordprocessingInk" xmlns:wps="http://schemas.microsoft.com/office/word/2010/wordprocessingShape" xmlns:o="urn:schemas-microsoft-com:office:office" xmlns:v="urn:schemas-microsoft-com:vml" xmlns:w10="urn:schemas-microsoft-com:office:word" xmlns:w="http://schemas.openxmlformats.org/wordprocessingml/2006/main" xmlns:w14="http://schemas.microsoft.com/office/word/2010/wordml" xmlns:w15="http://schemas.microsoft.com/office/word/2012/wordml" xmlns:w16cex="http://schemas.microsoft.com/office/word/2018/wordml/cex" xmlns:w16cid="http://schemas.microsoft.com/office/word/2016/wordml/cid" xmlns:w16="http://schemas.microsoft.com/office/word/2018/wordml" xmlns:w16sdtdh="http://schemas.microsoft.com/office/word/2020/wordml/sdtdatahash" xmlns:w16sdtfl="http://schemas.microsoft.com/office/word/2024/wordml/sdtformatlock" xmlns:w16se="http://schemas.microsoft.com/office/word/2015/wordml/symex" xmlns:w16du="http://schemas.microsoft.com/office/word/2023/wordml/word16du" xmlns:wne="http://schemas.microsoft.com/office/word/2006/wordml" mc:Ignorable="w14 w15 w16se w16cid w16 w16cex w16sdtdh w16sdtfl w16du wp14">
   <w:p>
     <w:pPr>
       <w:pStyle w:val="a8"/>
@@ -5902,7 +5922,7 @@
 </file>
 
 <file path=word/footer3.xml><?xml version="1.0" encoding="utf-8"?>
-<w:ftr xmlns:wpc="http://schemas.microsoft.com/office/word/2010/wordprocessingCanvas" xmlns:cx="http://schemas.microsoft.com/office/drawing/2014/chartex" xmlns:cx1="http://schemas.microsoft.com/office/drawing/2015/9/8/chartex" xmlns:cx2="http://schemas.microsoft.com/office/drawing/2015/10/21/chartex" xmlns:cx3="http://schemas.microsoft.com/office/drawing/2016/5/9/chartex" xmlns:cx4="http://schemas.microsoft.com/office/drawing/2016/5/10/chartex" xmlns:cx5="http://schemas.microsoft.com/office/drawing/2016/5/11/chartex" xmlns:cx6="http://schemas.microsoft.com/office/drawing/2016/5/12/chartex" xmlns:cx7="http://schemas.microsoft.com/office/drawing/2016/5/13/chartex" xmlns:cx8="http://schemas.microsoft.com/office/drawing/2016/5/14/chartex" xmlns:mc="http://schemas.openxmlformats.org/markup-compatibility/2006" xmlns:aink="http://schemas.microsoft.com/office/drawing/2016/ink" xmlns:am3d="http://schemas.microsoft.com/office/drawing/2017/model3d" xmlns:o="urn:schemas-microsoft-com:office:office" xmlns:oel="http://schemas.microsoft.com/office/2019/extlst" xmlns:r="http://schemas.openxmlformats.org/officeDocument/2006/relationships" xmlns:m="http://schemas.openxmlformats.org/officeDocument/2006/math" xmlns:v="urn:schemas-microsoft-com:vml" xmlns:wp14="http://schemas.microsoft.com/office/word/2010/wordprocessingDrawing" xmlns:wp="http://schemas.openxmlformats.org/drawingml/2006/wordprocessingDrawing" xmlns:w10="urn:schemas-microsoft-com:office:word" xmlns:w="http://schemas.openxmlformats.org/wordprocessingml/2006/main" xmlns:w14="http://schemas.microsoft.com/office/word/2010/wordml" xmlns:w15="http://schemas.microsoft.com/office/word/2012/wordml" xmlns:w16cex="http://schemas.microsoft.com/office/word/2018/wordml/cex" xmlns:w16cid="http://schemas.microsoft.com/office/word/2016/wordml/cid" xmlns:w16="http://schemas.microsoft.com/office/word/2018/wordml" xmlns:w16du="http://schemas.microsoft.com/office/word/2023/wordml/word16du" xmlns:w16sdtdh="http://schemas.microsoft.com/office/word/2020/wordml/sdtdatahash" xmlns:w16sdtfl="http://schemas.microsoft.com/office/word/2024/wordml/sdtformatlock" xmlns:w16se="http://schemas.microsoft.com/office/word/2015/wordml/symex" xmlns:wpg="http://schemas.microsoft.com/office/word/2010/wordprocessingGroup" xmlns:wpi="http://schemas.microsoft.com/office/word/2010/wordprocessingInk" xmlns:wne="http://schemas.microsoft.com/office/word/2006/wordml" xmlns:wps="http://schemas.microsoft.com/office/word/2010/wordprocessingShape" mc:Ignorable="w14 w15 w16se w16cid w16 w16cex w16sdtdh w16sdtfl w16du wp14">
+<w:ftr xmlns:wpc="http://schemas.microsoft.com/office/word/2010/wordprocessingCanvas" xmlns:cx="http://schemas.microsoft.com/office/drawing/2014/chartex" xmlns:cx1="http://schemas.microsoft.com/office/drawing/2015/9/8/chartex" xmlns:cx2="http://schemas.microsoft.com/office/drawing/2015/10/21/chartex" xmlns:cx3="http://schemas.microsoft.com/office/drawing/2016/5/9/chartex" xmlns:cx4="http://schemas.microsoft.com/office/drawing/2016/5/10/chartex" xmlns:cx5="http://schemas.microsoft.com/office/drawing/2016/5/11/chartex" xmlns:cx6="http://schemas.microsoft.com/office/drawing/2016/5/12/chartex" xmlns:cx7="http://schemas.microsoft.com/office/drawing/2016/5/13/chartex" xmlns:cx8="http://schemas.microsoft.com/office/drawing/2016/5/14/chartex" xmlns:mc="http://schemas.openxmlformats.org/markup-compatibility/2006" xmlns:m="http://schemas.openxmlformats.org/officeDocument/2006/math" xmlns:aink="http://schemas.microsoft.com/office/drawing/2016/ink" xmlns:am3d="http://schemas.microsoft.com/office/drawing/2017/model3d" xmlns:oel="http://schemas.microsoft.com/office/2019/extlst" xmlns:r="http://schemas.openxmlformats.org/officeDocument/2006/relationships" xmlns:wp14="http://schemas.microsoft.com/office/word/2010/wordprocessingDrawing" xmlns:wp="http://schemas.openxmlformats.org/drawingml/2006/wordprocessingDrawing" xmlns:wpg="http://schemas.microsoft.com/office/word/2010/wordprocessingGroup" xmlns:wpi="http://schemas.microsoft.com/office/word/2010/wordprocessingInk" xmlns:wps="http://schemas.microsoft.com/office/word/2010/wordprocessingShape" xmlns:o="urn:schemas-microsoft-com:office:office" xmlns:v="urn:schemas-microsoft-com:vml" xmlns:w10="urn:schemas-microsoft-com:office:word" xmlns:w="http://schemas.openxmlformats.org/wordprocessingml/2006/main" xmlns:w14="http://schemas.microsoft.com/office/word/2010/wordml" xmlns:w15="http://schemas.microsoft.com/office/word/2012/wordml" xmlns:w16cex="http://schemas.microsoft.com/office/word/2018/wordml/cex" xmlns:w16cid="http://schemas.microsoft.com/office/word/2016/wordml/cid" xmlns:w16="http://schemas.microsoft.com/office/word/2018/wordml" xmlns:w16sdtdh="http://schemas.microsoft.com/office/word/2020/wordml/sdtdatahash" xmlns:w16sdtfl="http://schemas.microsoft.com/office/word/2024/wordml/sdtformatlock" xmlns:w16se="http://schemas.microsoft.com/office/word/2015/wordml/symex" xmlns:w16du="http://schemas.microsoft.com/office/word/2023/wordml/word16du" xmlns:wne="http://schemas.microsoft.com/office/word/2006/wordml" mc:Ignorable="w14 w15 w16se w16cid w16 w16cex w16sdtdh w16sdtfl w16du wp14">
   <w:p>
     <w:pPr>
       <w:pStyle w:val="a8"/>
@@ -5912,7 +5932,7 @@
 </file>
 
 <file path=word/footnotes.xml><?xml version="1.0" encoding="utf-8"?>
-<w:footnotes xmlns:wpc="http://schemas.microsoft.com/office/word/2010/wordprocessingCanvas" xmlns:cx="http://schemas.microsoft.com/office/drawing/2014/chartex" xmlns:cx1="http://schemas.microsoft.com/office/drawing/2015/9/8/chartex" xmlns:cx2="http://schemas.microsoft.com/office/drawing/2015/10/21/chartex" xmlns:cx3="http://schemas.microsoft.com/office/drawing/2016/5/9/chartex" xmlns:cx4="http://schemas.microsoft.com/office/drawing/2016/5/10/chartex" xmlns:cx5="http://schemas.microsoft.com/office/drawing/2016/5/11/chartex" xmlns:cx6="http://schemas.microsoft.com/office/drawing/2016/5/12/chartex" xmlns:cx7="http://schemas.microsoft.com/office/drawing/2016/5/13/chartex" xmlns:cx8="http://schemas.microsoft.com/office/drawing/2016/5/14/chartex" xmlns:mc="http://schemas.openxmlformats.org/markup-compatibility/2006" xmlns:aink="http://schemas.microsoft.com/office/drawing/2016/ink" xmlns:am3d="http://schemas.microsoft.com/office/drawing/2017/model3d" xmlns:o="urn:schemas-microsoft-com:office:office" xmlns:oel="http://schemas.microsoft.com/office/2019/extlst" xmlns:r="http://schemas.openxmlformats.org/officeDocument/2006/relationships" xmlns:m="http://schemas.openxmlformats.org/officeDocument/2006/math" xmlns:v="urn:schemas-microsoft-com:vml" xmlns:wp14="http://schemas.microsoft.com/office/word/2010/wordprocessingDrawing" xmlns:wp="http://schemas.openxmlformats.org/drawingml/2006/wordprocessingDrawing" xmlns:w10="urn:schemas-microsoft-com:office:word" xmlns:w="http://schemas.openxmlformats.org/wordprocessingml/2006/main" xmlns:w14="http://schemas.microsoft.com/office/word/2010/wordml" xmlns:w15="http://schemas.microsoft.com/office/word/2012/wordml" xmlns:w16cex="http://schemas.microsoft.com/office/word/2018/wordml/cex" xmlns:w16cid="http://schemas.microsoft.com/office/word/2016/wordml/cid" xmlns:w16="http://schemas.microsoft.com/office/word/2018/wordml" xmlns:w16du="http://schemas.microsoft.com/office/word/2023/wordml/word16du" xmlns:w16sdtdh="http://schemas.microsoft.com/office/word/2020/wordml/sdtdatahash" xmlns:w16sdtfl="http://schemas.microsoft.com/office/word/2024/wordml/sdtformatlock" xmlns:w16se="http://schemas.microsoft.com/office/word/2015/wordml/symex" xmlns:wpg="http://schemas.microsoft.com/office/word/2010/wordprocessingGroup" xmlns:wpi="http://schemas.microsoft.com/office/word/2010/wordprocessingInk" xmlns:wne="http://schemas.microsoft.com/office/word/2006/wordml" xmlns:wps="http://schemas.microsoft.com/office/word/2010/wordprocessingShape" mc:Ignorable="w14 w15 w16se w16cid w16 w16cex w16sdtdh w16sdtfl w16du wp14">
+<w:footnotes xmlns:wpc="http://schemas.microsoft.com/office/word/2010/wordprocessingCanvas" xmlns:cx="http://schemas.microsoft.com/office/drawing/2014/chartex" xmlns:cx1="http://schemas.microsoft.com/office/drawing/2015/9/8/chartex" xmlns:cx2="http://schemas.microsoft.com/office/drawing/2015/10/21/chartex" xmlns:cx3="http://schemas.microsoft.com/office/drawing/2016/5/9/chartex" xmlns:cx4="http://schemas.microsoft.com/office/drawing/2016/5/10/chartex" xmlns:cx5="http://schemas.microsoft.com/office/drawing/2016/5/11/chartex" xmlns:cx6="http://schemas.microsoft.com/office/drawing/2016/5/12/chartex" xmlns:cx7="http://schemas.microsoft.com/office/drawing/2016/5/13/chartex" xmlns:cx8="http://schemas.microsoft.com/office/drawing/2016/5/14/chartex" xmlns:mc="http://schemas.openxmlformats.org/markup-compatibility/2006" xmlns:m="http://schemas.openxmlformats.org/officeDocument/2006/math" xmlns:aink="http://schemas.microsoft.com/office/drawing/2016/ink" xmlns:am3d="http://schemas.microsoft.com/office/drawing/2017/model3d" xmlns:oel="http://schemas.microsoft.com/office/2019/extlst" xmlns:r="http://schemas.openxmlformats.org/officeDocument/2006/relationships" xmlns:wp14="http://schemas.microsoft.com/office/word/2010/wordprocessingDrawing" xmlns:wp="http://schemas.openxmlformats.org/drawingml/2006/wordprocessingDrawing" xmlns:wpg="http://schemas.microsoft.com/office/word/2010/wordprocessingGroup" xmlns:wpi="http://schemas.microsoft.com/office/word/2010/wordprocessingInk" xmlns:wps="http://schemas.microsoft.com/office/word/2010/wordprocessingShape" xmlns:o="urn:schemas-microsoft-com:office:office" xmlns:v="urn:schemas-microsoft-com:vml" xmlns:w10="urn:schemas-microsoft-com:office:word" xmlns:w="http://schemas.openxmlformats.org/wordprocessingml/2006/main" xmlns:w14="http://schemas.microsoft.com/office/word/2010/wordml" xmlns:w15="http://schemas.microsoft.com/office/word/2012/wordml" xmlns:w16cex="http://schemas.microsoft.com/office/word/2018/wordml/cex" xmlns:w16cid="http://schemas.microsoft.com/office/word/2016/wordml/cid" xmlns:w16="http://schemas.microsoft.com/office/word/2018/wordml" xmlns:w16sdtdh="http://schemas.microsoft.com/office/word/2020/wordml/sdtdatahash" xmlns:w16sdtfl="http://schemas.microsoft.com/office/word/2024/wordml/sdtformatlock" xmlns:w16se="http://schemas.microsoft.com/office/word/2015/wordml/symex" xmlns:w16du="http://schemas.microsoft.com/office/word/2023/wordml/word16du" xmlns:wne="http://schemas.microsoft.com/office/word/2006/wordml" mc:Ignorable="w14 w15 w16se w16cid w16 w16cex w16sdtdh w16sdtfl w16du wp14">
   <w:footnote w:type="separator" w:id="-1">
     <w:p>
       <w:r>
@@ -5931,7 +5951,7 @@
 </file>
 
 <file path=word/header1.xml><?xml version="1.0" encoding="utf-8"?>
-<w:hdr xmlns:wpc="http://schemas.microsoft.com/office/word/2010/wordprocessingCanvas" xmlns:cx="http://schemas.microsoft.com/office/drawing/2014/chartex" xmlns:cx1="http://schemas.microsoft.com/office/drawing/2015/9/8/chartex" xmlns:cx2="http://schemas.microsoft.com/office/drawing/2015/10/21/chartex" xmlns:cx3="http://schemas.microsoft.com/office/drawing/2016/5/9/chartex" xmlns:cx4="http://schemas.microsoft.com/office/drawing/2016/5/10/chartex" xmlns:cx5="http://schemas.microsoft.com/office/drawing/2016/5/11/chartex" xmlns:cx6="http://schemas.microsoft.com/office/drawing/2016/5/12/chartex" xmlns:cx7="http://schemas.microsoft.com/office/drawing/2016/5/13/chartex" xmlns:cx8="http://schemas.microsoft.com/office/drawing/2016/5/14/chartex" xmlns:mc="http://schemas.openxmlformats.org/markup-compatibility/2006" xmlns:aink="http://schemas.microsoft.com/office/drawing/2016/ink" xmlns:am3d="http://schemas.microsoft.com/office/drawing/2017/model3d" xmlns:o="urn:schemas-microsoft-com:office:office" xmlns:oel="http://schemas.microsoft.com/office/2019/extlst" xmlns:r="http://schemas.openxmlformats.org/officeDocument/2006/relationships" xmlns:m="http://schemas.openxmlformats.org/officeDocument/2006/math" xmlns:v="urn:schemas-microsoft-com:vml" xmlns:wp14="http://schemas.microsoft.com/office/word/2010/wordprocessingDrawing" xmlns:wp="http://schemas.openxmlformats.org/drawingml/2006/wordprocessingDrawing" xmlns:w10="urn:schemas-microsoft-com:office:word" xmlns:w="http://schemas.openxmlformats.org/wordprocessingml/2006/main" xmlns:w14="http://schemas.microsoft.com/office/word/2010/wordml" xmlns:w15="http://schemas.microsoft.com/office/word/2012/wordml" xmlns:w16cex="http://schemas.microsoft.com/office/word/2018/wordml/cex" xmlns:w16cid="http://schemas.microsoft.com/office/word/2016/wordml/cid" xmlns:w16="http://schemas.microsoft.com/office/word/2018/wordml" xmlns:w16du="http://schemas.microsoft.com/office/word/2023/wordml/word16du" xmlns:w16sdtdh="http://schemas.microsoft.com/office/word/2020/wordml/sdtdatahash" xmlns:w16sdtfl="http://schemas.microsoft.com/office/word/2024/wordml/sdtformatlock" xmlns:w16se="http://schemas.microsoft.com/office/word/2015/wordml/symex" xmlns:wpg="http://schemas.microsoft.com/office/word/2010/wordprocessingGroup" xmlns:wpi="http://schemas.microsoft.com/office/word/2010/wordprocessingInk" xmlns:wne="http://schemas.microsoft.com/office/word/2006/wordml" xmlns:wps="http://schemas.microsoft.com/office/word/2010/wordprocessingShape" mc:Ignorable="w14 w15 w16se w16cid w16 w16cex w16sdtdh w16sdtfl w16du wp14">
+<w:hdr xmlns:wpc="http://schemas.microsoft.com/office/word/2010/wordprocessingCanvas" xmlns:cx="http://schemas.microsoft.com/office/drawing/2014/chartex" xmlns:cx1="http://schemas.microsoft.com/office/drawing/2015/9/8/chartex" xmlns:cx2="http://schemas.microsoft.com/office/drawing/2015/10/21/chartex" xmlns:cx3="http://schemas.microsoft.com/office/drawing/2016/5/9/chartex" xmlns:cx4="http://schemas.microsoft.com/office/drawing/2016/5/10/chartex" xmlns:cx5="http://schemas.microsoft.com/office/drawing/2016/5/11/chartex" xmlns:cx6="http://schemas.microsoft.com/office/drawing/2016/5/12/chartex" xmlns:cx7="http://schemas.microsoft.com/office/drawing/2016/5/13/chartex" xmlns:cx8="http://schemas.microsoft.com/office/drawing/2016/5/14/chartex" xmlns:mc="http://schemas.openxmlformats.org/markup-compatibility/2006" xmlns:m="http://schemas.openxmlformats.org/officeDocument/2006/math" xmlns:aink="http://schemas.microsoft.com/office/drawing/2016/ink" xmlns:am3d="http://schemas.microsoft.com/office/drawing/2017/model3d" xmlns:oel="http://schemas.microsoft.com/office/2019/extlst" xmlns:r="http://schemas.openxmlformats.org/officeDocument/2006/relationships" xmlns:wp14="http://schemas.microsoft.com/office/word/2010/wordprocessingDrawing" xmlns:wp="http://schemas.openxmlformats.org/drawingml/2006/wordprocessingDrawing" xmlns:wpg="http://schemas.microsoft.com/office/word/2010/wordprocessingGroup" xmlns:wpi="http://schemas.microsoft.com/office/word/2010/wordprocessingInk" xmlns:wps="http://schemas.microsoft.com/office/word/2010/wordprocessingShape" xmlns:o="urn:schemas-microsoft-com:office:office" xmlns:v="urn:schemas-microsoft-com:vml" xmlns:w10="urn:schemas-microsoft-com:office:word" xmlns:w="http://schemas.openxmlformats.org/wordprocessingml/2006/main" xmlns:w14="http://schemas.microsoft.com/office/word/2010/wordml" xmlns:w15="http://schemas.microsoft.com/office/word/2012/wordml" xmlns:w16cex="http://schemas.microsoft.com/office/word/2018/wordml/cex" xmlns:w16cid="http://schemas.microsoft.com/office/word/2016/wordml/cid" xmlns:w16="http://schemas.microsoft.com/office/word/2018/wordml" xmlns:w16sdtdh="http://schemas.microsoft.com/office/word/2020/wordml/sdtdatahash" xmlns:w16sdtfl="http://schemas.microsoft.com/office/word/2024/wordml/sdtformatlock" xmlns:w16se="http://schemas.microsoft.com/office/word/2015/wordml/symex" xmlns:w16du="http://schemas.microsoft.com/office/word/2023/wordml/word16du" xmlns:wne="http://schemas.microsoft.com/office/word/2006/wordml" mc:Ignorable="w14 w15 w16se w16cid w16 w16cex w16sdtdh w16sdtfl w16du wp14">
   <w:p>
     <w:pPr>
       <w:pStyle w:val="aa"/>
@@ -5941,7 +5961,7 @@
 </file>
 
 <file path=word/header2.xml><?xml version="1.0" encoding="utf-8"?>
-<w:hdr xmlns:wpc="http://schemas.microsoft.com/office/word/2010/wordprocessingCanvas" xmlns:cx="http://schemas.microsoft.com/office/drawing/2014/chartex" xmlns:cx1="http://schemas.microsoft.com/office/drawing/2015/9/8/chartex" xmlns:cx2="http://schemas.microsoft.com/office/drawing/2015/10/21/chartex" xmlns:cx3="http://schemas.microsoft.com/office/drawing/2016/5/9/chartex" xmlns:cx4="http://schemas.microsoft.com/office/drawing/2016/5/10/chartex" xmlns:cx5="http://schemas.microsoft.com/office/drawing/2016/5/11/chartex" xmlns:cx6="http://schemas.microsoft.com/office/drawing/2016/5/12/chartex" xmlns:cx7="http://schemas.microsoft.com/office/drawing/2016/5/13/chartex" xmlns:cx8="http://schemas.microsoft.com/office/drawing/2016/5/14/chartex" xmlns:mc="http://schemas.openxmlformats.org/markup-compatibility/2006" xmlns:aink="http://schemas.microsoft.com/office/drawing/2016/ink" xmlns:am3d="http://schemas.microsoft.com/office/drawing/2017/model3d" xmlns:o="urn:schemas-microsoft-com:office:office" xmlns:oel="http://schemas.microsoft.com/office/2019/extlst" xmlns:r="http://schemas.openxmlformats.org/officeDocument/2006/relationships" xmlns:m="http://schemas.openxmlformats.org/officeDocument/2006/math" xmlns:v="urn:schemas-microsoft-com:vml" xmlns:wp14="http://schemas.microsoft.com/office/word/2010/wordprocessingDrawing" xmlns:wp="http://schemas.openxmlformats.org/drawingml/2006/wordprocessingDrawing" xmlns:w10="urn:schemas-microsoft-com:office:word" xmlns:w="http://schemas.openxmlformats.org/wordprocessingml/2006/main" xmlns:w14="http://schemas.microsoft.com/office/word/2010/wordml" xmlns:w15="http://schemas.microsoft.com/office/word/2012/wordml" xmlns:w16cex="http://schemas.microsoft.com/office/word/2018/wordml/cex" xmlns:w16cid="http://schemas.microsoft.com/office/word/2016/wordml/cid" xmlns:w16="http://schemas.microsoft.com/office/word/2018/wordml" xmlns:w16du="http://schemas.microsoft.com/office/word/2023/wordml/word16du" xmlns:w16sdtdh="http://schemas.microsoft.com/office/word/2020/wordml/sdtdatahash" xmlns:w16sdtfl="http://schemas.microsoft.com/office/word/2024/wordml/sdtformatlock" xmlns:w16se="http://schemas.microsoft.com/office/word/2015/wordml/symex" xmlns:wpg="http://schemas.microsoft.com/office/word/2010/wordprocessingGroup" xmlns:wpi="http://schemas.microsoft.com/office/word/2010/wordprocessingInk" xmlns:wne="http://schemas.microsoft.com/office/word/2006/wordml" xmlns:wps="http://schemas.microsoft.com/office/word/2010/wordprocessingShape" mc:Ignorable="w14 w15 w16se w16cid w16 w16cex w16sdtdh w16sdtfl w16du wp14">
+<w:hdr xmlns:wpc="http://schemas.microsoft.com/office/word/2010/wordprocessingCanvas" xmlns:cx="http://schemas.microsoft.com/office/drawing/2014/chartex" xmlns:cx1="http://schemas.microsoft.com/office/drawing/2015/9/8/chartex" xmlns:cx2="http://schemas.microsoft.com/office/drawing/2015/10/21/chartex" xmlns:cx3="http://schemas.microsoft.com/office/drawing/2016/5/9/chartex" xmlns:cx4="http://schemas.microsoft.com/office/drawing/2016/5/10/chartex" xmlns:cx5="http://schemas.microsoft.com/office/drawing/2016/5/11/chartex" xmlns:cx6="http://schemas.microsoft.com/office/drawing/2016/5/12/chartex" xmlns:cx7="http://schemas.microsoft.com/office/drawing/2016/5/13/chartex" xmlns:cx8="http://schemas.microsoft.com/office/drawing/2016/5/14/chartex" xmlns:mc="http://schemas.openxmlformats.org/markup-compatibility/2006" xmlns:m="http://schemas.openxmlformats.org/officeDocument/2006/math" xmlns:aink="http://schemas.microsoft.com/office/drawing/2016/ink" xmlns:am3d="http://schemas.microsoft.com/office/drawing/2017/model3d" xmlns:oel="http://schemas.microsoft.com/office/2019/extlst" xmlns:r="http://schemas.openxmlformats.org/officeDocument/2006/relationships" xmlns:wp14="http://schemas.microsoft.com/office/word/2010/wordprocessingDrawing" xmlns:wp="http://schemas.openxmlformats.org/drawingml/2006/wordprocessingDrawing" xmlns:wpg="http://schemas.microsoft.com/office/word/2010/wordprocessingGroup" xmlns:wpi="http://schemas.microsoft.com/office/word/2010/wordprocessingInk" xmlns:wps="http://schemas.microsoft.com/office/word/2010/wordprocessingShape" xmlns:o="urn:schemas-microsoft-com:office:office" xmlns:v="urn:schemas-microsoft-com:vml" xmlns:w10="urn:schemas-microsoft-com:office:word" xmlns:w="http://schemas.openxmlformats.org/wordprocessingml/2006/main" xmlns:w14="http://schemas.microsoft.com/office/word/2010/wordml" xmlns:w15="http://schemas.microsoft.com/office/word/2012/wordml" xmlns:w16cex="http://schemas.microsoft.com/office/word/2018/wordml/cex" xmlns:w16cid="http://schemas.microsoft.com/office/word/2016/wordml/cid" xmlns:w16="http://schemas.microsoft.com/office/word/2018/wordml" xmlns:w16sdtdh="http://schemas.microsoft.com/office/word/2020/wordml/sdtdatahash" xmlns:w16sdtfl="http://schemas.microsoft.com/office/word/2024/wordml/sdtformatlock" xmlns:w16se="http://schemas.microsoft.com/office/word/2015/wordml/symex" xmlns:w16du="http://schemas.microsoft.com/office/word/2023/wordml/word16du" xmlns:wne="http://schemas.microsoft.com/office/word/2006/wordml" mc:Ignorable="w14 w15 w16se w16cid w16 w16cex w16sdtdh w16sdtfl w16du wp14">
   <w:p>
     <w:pPr>
       <w:pStyle w:val="aa"/>
@@ -5951,7 +5971,7 @@
 </file>
 
 <file path=word/header3.xml><?xml version="1.0" encoding="utf-8"?>
-<w:hdr xmlns:wpc="http://schemas.microsoft.com/office/word/2010/wordprocessingCanvas" xmlns:cx="http://schemas.microsoft.com/office/drawing/2014/chartex" xmlns:cx1="http://schemas.microsoft.com/office/drawing/2015/9/8/chartex" xmlns:cx2="http://schemas.microsoft.com/office/drawing/2015/10/21/chartex" xmlns:cx3="http://schemas.microsoft.com/office/drawing/2016/5/9/chartex" xmlns:cx4="http://schemas.microsoft.com/office/drawing/2016/5/10/chartex" xmlns:cx5="http://schemas.microsoft.com/office/drawing/2016/5/11/chartex" xmlns:cx6="http://schemas.microsoft.com/office/drawing/2016/5/12/chartex" xmlns:cx7="http://schemas.microsoft.com/office/drawing/2016/5/13/chartex" xmlns:cx8="http://schemas.microsoft.com/office/drawing/2016/5/14/chartex" xmlns:mc="http://schemas.openxmlformats.org/markup-compatibility/2006" xmlns:aink="http://schemas.microsoft.com/office/drawing/2016/ink" xmlns:am3d="http://schemas.microsoft.com/office/drawing/2017/model3d" xmlns:o="urn:schemas-microsoft-com:office:office" xmlns:oel="http://schemas.microsoft.com/office/2019/extlst" xmlns:r="http://schemas.openxmlformats.org/officeDocument/2006/relationships" xmlns:m="http://schemas.openxmlformats.org/officeDocument/2006/math" xmlns:v="urn:schemas-microsoft-com:vml" xmlns:wp14="http://schemas.microsoft.com/office/word/2010/wordprocessingDrawing" xmlns:wp="http://schemas.openxmlformats.org/drawingml/2006/wordprocessingDrawing" xmlns:w10="urn:schemas-microsoft-com:office:word" xmlns:w="http://schemas.openxmlformats.org/wordprocessingml/2006/main" xmlns:w14="http://schemas.microsoft.com/office/word/2010/wordml" xmlns:w15="http://schemas.microsoft.com/office/word/2012/wordml" xmlns:w16cex="http://schemas.microsoft.com/office/word/2018/wordml/cex" xmlns:w16cid="http://schemas.microsoft.com/office/word/2016/wordml/cid" xmlns:w16="http://schemas.microsoft.com/office/word/2018/wordml" xmlns:w16du="http://schemas.microsoft.com/office/word/2023/wordml/word16du" xmlns:w16sdtdh="http://schemas.microsoft.com/office/word/2020/wordml/sdtdatahash" xmlns:w16sdtfl="http://schemas.microsoft.com/office/word/2024/wordml/sdtformatlock" xmlns:w16se="http://schemas.microsoft.com/office/word/2015/wordml/symex" xmlns:wpg="http://schemas.microsoft.com/office/word/2010/wordprocessingGroup" xmlns:wpi="http://schemas.microsoft.com/office/word/2010/wordprocessingInk" xmlns:wne="http://schemas.microsoft.com/office/word/2006/wordml" xmlns:wps="http://schemas.microsoft.com/office/word/2010/wordprocessingShape" mc:Ignorable="w14 w15 w16se w16cid w16 w16cex w16sdtdh w16sdtfl w16du wp14">
+<w:hdr xmlns:wpc="http://schemas.microsoft.com/office/word/2010/wordprocessingCanvas" xmlns:cx="http://schemas.microsoft.com/office/drawing/2014/chartex" xmlns:cx1="http://schemas.microsoft.com/office/drawing/2015/9/8/chartex" xmlns:cx2="http://schemas.microsoft.com/office/drawing/2015/10/21/chartex" xmlns:cx3="http://schemas.microsoft.com/office/drawing/2016/5/9/chartex" xmlns:cx4="http://schemas.microsoft.com/office/drawing/2016/5/10/chartex" xmlns:cx5="http://schemas.microsoft.com/office/drawing/2016/5/11/chartex" xmlns:cx6="http://schemas.microsoft.com/office/drawing/2016/5/12/chartex" xmlns:cx7="http://schemas.microsoft.com/office/drawing/2016/5/13/chartex" xmlns:cx8="http://schemas.microsoft.com/office/drawing/2016/5/14/chartex" xmlns:mc="http://schemas.openxmlformats.org/markup-compatibility/2006" xmlns:m="http://schemas.openxmlformats.org/officeDocument/2006/math" xmlns:aink="http://schemas.microsoft.com/office/drawing/2016/ink" xmlns:am3d="http://schemas.microsoft.com/office/drawing/2017/model3d" xmlns:oel="http://schemas.microsoft.com/office/2019/extlst" xmlns:r="http://schemas.openxmlformats.org/officeDocument/2006/relationships" xmlns:wp14="http://schemas.microsoft.com/office/word/2010/wordprocessingDrawing" xmlns:wp="http://schemas.openxmlformats.org/drawingml/2006/wordprocessingDrawing" xmlns:wpg="http://schemas.microsoft.com/office/word/2010/wordprocessingGroup" xmlns:wpi="http://schemas.microsoft.com/office/word/2010/wordprocessingInk" xmlns:wps="http://schemas.microsoft.com/office/word/2010/wordprocessingShape" xmlns:o="urn:schemas-microsoft-com:office:office" xmlns:v="urn:schemas-microsoft-com:vml" xmlns:w10="urn:schemas-microsoft-com:office:word" xmlns:w="http://schemas.openxmlformats.org/wordprocessingml/2006/main" xmlns:w14="http://schemas.microsoft.com/office/word/2010/wordml" xmlns:w15="http://schemas.microsoft.com/office/word/2012/wordml" xmlns:w16cex="http://schemas.microsoft.com/office/word/2018/wordml/cex" xmlns:w16cid="http://schemas.microsoft.com/office/word/2016/wordml/cid" xmlns:w16="http://schemas.microsoft.com/office/word/2018/wordml" xmlns:w16sdtdh="http://schemas.microsoft.com/office/word/2020/wordml/sdtdatahash" xmlns:w16sdtfl="http://schemas.microsoft.com/office/word/2024/wordml/sdtformatlock" xmlns:w16se="http://schemas.microsoft.com/office/word/2015/wordml/symex" xmlns:w16du="http://schemas.microsoft.com/office/word/2023/wordml/word16du" xmlns:wne="http://schemas.microsoft.com/office/word/2006/wordml" mc:Ignorable="w14 w15 w16se w16cid w16 w16cex w16sdtdh w16sdtfl w16du wp14">
   <w:p>
     <w:pPr>
       <w:pStyle w:val="aa"/>
@@ -5961,7 +5981,7 @@
 </file>
 
 <file path=word/styles.xml><?xml version="1.0" encoding="utf-8"?>
-<w:styles xmlns:mc="http://schemas.openxmlformats.org/markup-compatibility/2006" xmlns:r="http://schemas.openxmlformats.org/officeDocument/2006/relationships" xmlns:w="http://schemas.openxmlformats.org/wordprocessingml/2006/main" xmlns:w14="http://schemas.microsoft.com/office/word/2010/wordml" xmlns:w15="http://schemas.microsoft.com/office/word/2012/wordml" xmlns:w16cex="http://schemas.microsoft.com/office/word/2018/wordml/cex" xmlns:w16cid="http://schemas.microsoft.com/office/word/2016/wordml/cid" xmlns:w16="http://schemas.microsoft.com/office/word/2018/wordml" xmlns:w16du="http://schemas.microsoft.com/office/word/2023/wordml/word16du" xmlns:w16sdtdh="http://schemas.microsoft.com/office/word/2020/wordml/sdtdatahash" xmlns:w16sdtfl="http://schemas.microsoft.com/office/word/2024/wordml/sdtformatlock" xmlns:w16se="http://schemas.microsoft.com/office/word/2015/wordml/symex" mc:Ignorable="w14 w15 w16se w16cid w16 w16cex w16sdtdh w16sdtfl w16du">
+<w:styles xmlns:mc="http://schemas.openxmlformats.org/markup-compatibility/2006" xmlns:r="http://schemas.openxmlformats.org/officeDocument/2006/relationships" xmlns:w="http://schemas.openxmlformats.org/wordprocessingml/2006/main" xmlns:w14="http://schemas.microsoft.com/office/word/2010/wordml" xmlns:w15="http://schemas.microsoft.com/office/word/2012/wordml" xmlns:w16cex="http://schemas.microsoft.com/office/word/2018/wordml/cex" xmlns:w16cid="http://schemas.microsoft.com/office/word/2016/wordml/cid" xmlns:w16="http://schemas.microsoft.com/office/word/2018/wordml" xmlns:w16sdtdh="http://schemas.microsoft.com/office/word/2020/wordml/sdtdatahash" xmlns:w16sdtfl="http://schemas.microsoft.com/office/word/2024/wordml/sdtformatlock" xmlns:w16se="http://schemas.microsoft.com/office/word/2015/wordml/symex" xmlns:w16du="http://schemas.microsoft.com/office/word/2023/wordml/word16du" mc:Ignorable="w14 w15 w16se w16cid w16 w16cex w16sdtdh w16sdtfl w16du">
   <w:docDefaults>
     <w:rPrDefault>
       <w:rPr>
